--- a/verification template.docx
+++ b/verification template.docx
@@ -180,7 +180,29 @@
           <w:szCs w:val="44"/>
           <w:lang w:val="en-GB"/>
         </w:rPr>
-        <w:t>*information system name*</w:t>
+        <w:t>*</w:t>
+      </w:r>
+      <w:proofErr w:type="gramStart"/>
+      <w:r>
+        <w:rPr>
+          <w:b/>
+          <w:color w:val="000000" w:themeColor="text1"/>
+          <w:sz w:val="44"/>
+          <w:szCs w:val="44"/>
+          <w:lang w:val="en-GB"/>
+        </w:rPr>
+        <w:t>information</w:t>
+      </w:r>
+      <w:proofErr w:type="gramEnd"/>
+      <w:r>
+        <w:rPr>
+          <w:b/>
+          <w:color w:val="000000" w:themeColor="text1"/>
+          <w:sz w:val="44"/>
+          <w:szCs w:val="44"/>
+          <w:lang w:val="en-GB"/>
+        </w:rPr>
+        <w:t xml:space="preserve"> system name*</w:t>
       </w:r>
       <w:r>
         <w:rPr>
@@ -256,6 +278,7 @@
         <w:t>*</w:t>
       </w:r>
       <w:proofErr w:type="spellStart"/>
+      <w:proofErr w:type="gramStart"/>
       <w:r>
         <w:rPr>
           <w:b/>
@@ -267,6 +290,7 @@
         <w:t>testee</w:t>
       </w:r>
       <w:proofErr w:type="spellEnd"/>
+      <w:proofErr w:type="gramEnd"/>
       <w:r>
         <w:rPr>
           <w:b/>
@@ -409,7 +433,29 @@
           <w:szCs w:val="40"/>
           <w:lang w:val="en-GB"/>
         </w:rPr>
-        <w:t>*company name*</w:t>
+        <w:t>*</w:t>
+      </w:r>
+      <w:proofErr w:type="gramStart"/>
+      <w:r>
+        <w:rPr>
+          <w:b/>
+          <w:color w:val="000000" w:themeColor="text1"/>
+          <w:sz w:val="40"/>
+          <w:szCs w:val="40"/>
+          <w:lang w:val="en-GB"/>
+        </w:rPr>
+        <w:t>company</w:t>
+      </w:r>
+      <w:proofErr w:type="gramEnd"/>
+      <w:r>
+        <w:rPr>
+          <w:b/>
+          <w:color w:val="000000" w:themeColor="text1"/>
+          <w:sz w:val="40"/>
+          <w:szCs w:val="40"/>
+          <w:lang w:val="en-GB"/>
+        </w:rPr>
+        <w:t xml:space="preserve"> name*</w:t>
       </w:r>
       <w:r>
         <w:rPr>
@@ -578,7 +624,23 @@
           <w:sz w:val="22"/>
           <w:lang w:eastAsia="zh-TW"/>
         </w:rPr>
-        <w:t>The contents of this document remain the property of the Government of the HKSAR, and shall not be reproduced in whole or in part without the expressed permission of the Government of the HKSAR.</w:t>
+        <w:t xml:space="preserve">The contents of this document remain the property of the Government of the </w:t>
+      </w:r>
+      <w:proofErr w:type="gramStart"/>
+      <w:r>
+        <w:rPr>
+          <w:sz w:val="22"/>
+          <w:lang w:eastAsia="zh-TW"/>
+        </w:rPr>
+        <w:t>HKSAR, and</w:t>
+      </w:r>
+      <w:proofErr w:type="gramEnd"/>
+      <w:r>
+        <w:rPr>
+          <w:sz w:val="22"/>
+          <w:lang w:eastAsia="zh-TW"/>
+        </w:rPr>
+        <w:t xml:space="preserve"> shall not be reproduced in whole or in part without the expressed permission of the Government of the HKSAR.</w:t>
       </w:r>
     </w:p>
     <w:p>
@@ -1015,7 +1077,21 @@
               <w:rPr>
                 <w:lang w:eastAsia="zh-TW"/>
               </w:rPr>
-              <w:t>*company name*</w:t>
+              <w:t>*</w:t>
+            </w:r>
+            <w:proofErr w:type="gramStart"/>
+            <w:r>
+              <w:rPr>
+                <w:lang w:eastAsia="zh-TW"/>
+              </w:rPr>
+              <w:t>company</w:t>
+            </w:r>
+            <w:proofErr w:type="gramEnd"/>
+            <w:r>
+              <w:rPr>
+                <w:lang w:eastAsia="zh-TW"/>
+              </w:rPr>
+              <w:t xml:space="preserve"> name*</w:t>
             </w:r>
           </w:p>
         </w:tc>
@@ -1424,7 +1500,23 @@
                 <w:sz w:val="24"/>
                 <w:szCs w:val="24"/>
               </w:rPr>
-              <w:t>*company name*</w:t>
+              <w:t>*</w:t>
+            </w:r>
+            <w:proofErr w:type="gramStart"/>
+            <w:r>
+              <w:rPr>
+                <w:sz w:val="24"/>
+                <w:szCs w:val="24"/>
+              </w:rPr>
+              <w:t>company</w:t>
+            </w:r>
+            <w:proofErr w:type="gramEnd"/>
+            <w:r>
+              <w:rPr>
+                <w:sz w:val="24"/>
+                <w:szCs w:val="24"/>
+              </w:rPr>
+              <w:t xml:space="preserve"> name*</w:t>
             </w:r>
           </w:p>
         </w:tc>
@@ -1528,7 +1620,23 @@
                 <w:sz w:val="24"/>
                 <w:szCs w:val="24"/>
               </w:rPr>
-              <w:t>*company name*</w:t>
+              <w:t>*</w:t>
+            </w:r>
+            <w:proofErr w:type="gramStart"/>
+            <w:r>
+              <w:rPr>
+                <w:sz w:val="24"/>
+                <w:szCs w:val="24"/>
+              </w:rPr>
+              <w:t>company</w:t>
+            </w:r>
+            <w:proofErr w:type="gramEnd"/>
+            <w:r>
+              <w:rPr>
+                <w:sz w:val="24"/>
+                <w:szCs w:val="24"/>
+              </w:rPr>
+              <w:t xml:space="preserve"> name*</w:t>
             </w:r>
           </w:p>
         </w:tc>
@@ -1908,9 +2016,9 @@
           <w:lang w:val="en-GB"/>
         </w:rPr>
       </w:pPr>
-      <w:bookmarkStart w:id="0" w:name="_Ref57009168"/>
+      <w:bookmarkStart w:id="0" w:name="_Toc62070072"/>
       <w:bookmarkStart w:id="1" w:name="_Ref57009390"/>
-      <w:bookmarkStart w:id="2" w:name="_Toc62070072"/>
+      <w:bookmarkStart w:id="2" w:name="_Ref57009168"/>
     </w:p>
     <w:p>
       <w:pPr>
@@ -4357,7 +4465,15 @@
         <w:jc w:val="both"/>
       </w:pPr>
       <w:r>
-        <w:t>*company name*</w:t>
+        <w:t>*</w:t>
+      </w:r>
+      <w:proofErr w:type="gramStart"/>
+      <w:r>
+        <w:t>company</w:t>
+      </w:r>
+      <w:proofErr w:type="gramEnd"/>
+      <w:r>
+        <w:t xml:space="preserve"> name*</w:t>
       </w:r>
       <w:r>
         <w:t xml:space="preserve"> Limited and its sub-contractor Cyber-Thinkers Technology Limited (hereafter "</w:t>
@@ -4447,10 +4563,10 @@
         <w:t xml:space="preserve">ere </w:t>
       </w:r>
       <w:r>
-        <w:t>19</w:t>
-      </w:r>
-      <w:r>
-        <w:t xml:space="preserve"> low risk </w:t>
+        <w:t>*risk number*</w:t>
+      </w:r>
+      <w:r>
+        <w:t xml:space="preserve"> risk </w:t>
       </w:r>
       <w:r>
         <w:t>item</w:t>
@@ -4913,7 +5029,21 @@
         <w:rPr>
           <w:lang w:eastAsia="zh-HK"/>
         </w:rPr>
-        <w:t xml:space="preserve">The antecedent SRAA including a SRA and a SA were completed in </w:t>
+        <w:t xml:space="preserve">The antecedent SRAA including </w:t>
+      </w:r>
+      <w:proofErr w:type="gramStart"/>
+      <w:r>
+        <w:rPr>
+          <w:lang w:eastAsia="zh-HK"/>
+        </w:rPr>
+        <w:t>a</w:t>
+      </w:r>
+      <w:proofErr w:type="gramEnd"/>
+      <w:r>
+        <w:rPr>
+          <w:lang w:eastAsia="zh-HK"/>
+        </w:rPr>
+        <w:t xml:space="preserve"> SRA and a SA were completed in </w:t>
       </w:r>
       <w:r>
         <w:rPr>
@@ -7121,7 +7251,25 @@
                 <w:sz w:val="20"/>
                 <w:szCs w:val="20"/>
               </w:rPr>
-              <w:t>*information system name*</w:t>
+              <w:t>*</w:t>
+            </w:r>
+            <w:proofErr w:type="gramStart"/>
+            <w:r>
+              <w:rPr>
+                <w:color w:val="000000"/>
+                <w:sz w:val="20"/>
+                <w:szCs w:val="20"/>
+              </w:rPr>
+              <w:t>information</w:t>
+            </w:r>
+            <w:proofErr w:type="gramEnd"/>
+            <w:r>
+              <w:rPr>
+                <w:color w:val="000000"/>
+                <w:sz w:val="20"/>
+                <w:szCs w:val="20"/>
+              </w:rPr>
+              <w:t xml:space="preserve"> system name*</w:t>
             </w:r>
             <w:r>
               <w:rPr>
@@ -7283,7 +7431,23 @@
           <w:bCs/>
           <w:lang w:eastAsia="zh-HK"/>
         </w:rPr>
-        <w:t xml:space="preserve"> are treated as trusted and up-to-date during the Verification Check.</w:t>
+        <w:t xml:space="preserve"> are treated as trusted and </w:t>
+      </w:r>
+      <w:proofErr w:type="gramStart"/>
+      <w:r>
+        <w:rPr>
+          <w:bCs/>
+          <w:lang w:eastAsia="zh-HK"/>
+        </w:rPr>
+        <w:t>up-to-date</w:t>
+      </w:r>
+      <w:proofErr w:type="gramEnd"/>
+      <w:r>
+        <w:rPr>
+          <w:bCs/>
+          <w:lang w:eastAsia="zh-HK"/>
+        </w:rPr>
+        <w:t xml:space="preserve"> during the Verification Check.</w:t>
       </w:r>
     </w:p>
     <w:p>
@@ -7489,7 +7653,21 @@
         <w:rPr>
           <w:lang w:val="en-GB"/>
         </w:rPr>
-        <w:t>*copy from WAB section 4.4.1*</w:t>
+        <w:t>*</w:t>
+      </w:r>
+      <w:proofErr w:type="gramStart"/>
+      <w:r>
+        <w:rPr>
+          <w:lang w:val="en-GB"/>
+        </w:rPr>
+        <w:t>copy</w:t>
+      </w:r>
+      <w:proofErr w:type="gramEnd"/>
+      <w:r>
+        <w:rPr>
+          <w:lang w:val="en-GB"/>
+        </w:rPr>
+        <w:t xml:space="preserve"> from WAB section 4.4.1*</w:t>
       </w:r>
     </w:p>
     <w:p>
@@ -7880,7 +8058,10 @@
         <w:t xml:space="preserve">ere </w:t>
       </w:r>
       <w:r>
-        <w:t xml:space="preserve">25 Medium, 27 low risk and 2 AOI </w:t>
+        <w:t>*total vulnerabilities*</w:t>
+      </w:r>
+      <w:r>
+        <w:t xml:space="preserve"> </w:t>
       </w:r>
       <w:r>
         <w:t xml:space="preserve">items identified through </w:t>
@@ -9705,10 +9886,7 @@
         <w:t xml:space="preserve"> </w:t>
       </w:r>
       <w:r>
-        <w:t xml:space="preserve">Medium and </w:t>
-      </w:r>
-      <w:r>
-        <w:t>Low-risk</w:t>
+        <w:t>*risk ratings*</w:t>
       </w:r>
       <w:r>
         <w:t xml:space="preserve"> </w:t>

--- a/verification template.docx
+++ b/verification template.docx
@@ -277,7 +277,6 @@
         </w:rPr>
         <w:t>*</w:t>
       </w:r>
-      <w:proofErr w:type="spellStart"/>
       <w:proofErr w:type="gramStart"/>
       <w:r>
         <w:rPr>
@@ -289,7 +288,6 @@
         </w:rPr>
         <w:t>testee</w:t>
       </w:r>
-      <w:proofErr w:type="spellEnd"/>
       <w:proofErr w:type="gramEnd"/>
       <w:r>
         <w:rPr>
@@ -2016,9 +2014,9 @@
           <w:lang w:val="en-GB"/>
         </w:rPr>
       </w:pPr>
-      <w:bookmarkStart w:id="0" w:name="_Toc62070072"/>
+      <w:bookmarkStart w:id="0" w:name="_Ref57009168"/>
       <w:bookmarkStart w:id="1" w:name="_Ref57009390"/>
-      <w:bookmarkStart w:id="2" w:name="_Ref57009168"/>
+      <w:bookmarkStart w:id="2" w:name="_Toc62070072"/>
     </w:p>
     <w:p>
       <w:pPr>
@@ -9118,6 +9116,33 @@
       <w:bookmarkEnd w:id="76"/>
       <w:bookmarkEnd w:id="77"/>
     </w:p>
+    <w:p>
+      <w:pPr>
+        <w:rPr>
+          <w:lang w:val="en-GB" w:eastAsia="zh-HK"/>
+        </w:rPr>
+      </w:pPr>
+      <w:r>
+        <w:rPr>
+          <w:lang w:val="en-GB" w:eastAsia="zh-HK"/>
+        </w:rPr>
+        <w:t>*</w:t>
+      </w:r>
+      <w:proofErr w:type="gramStart"/>
+      <w:r>
+        <w:rPr>
+          <w:lang w:val="en-GB" w:eastAsia="zh-HK"/>
+        </w:rPr>
+        <w:t>copy</w:t>
+      </w:r>
+      <w:proofErr w:type="gramEnd"/>
+      <w:r>
+        <w:rPr>
+          <w:lang w:val="en-GB" w:eastAsia="zh-HK"/>
+        </w:rPr>
+        <w:t xml:space="preserve"> from follow up plan, all V numbered rows*</w:t>
+      </w:r>
+    </w:p>
     <w:tbl>
       <w:tblPr>
         <w:tblpPr w:leftFromText="180" w:rightFromText="180" w:vertAnchor="text" w:tblpX="108" w:tblpY="1"/>
@@ -9449,6 +9474,33 @@
           <w:lang w:eastAsia="zh-HK"/>
         </w:rPr>
         <w:t xml:space="preserve"> </w:t>
+      </w:r>
+    </w:p>
+    <w:p>
+      <w:pPr>
+        <w:rPr>
+          <w:lang w:val="en-GB" w:eastAsia="zh-HK"/>
+        </w:rPr>
+      </w:pPr>
+      <w:r>
+        <w:rPr>
+          <w:lang w:val="en-GB" w:eastAsia="zh-HK"/>
+        </w:rPr>
+        <w:t>*</w:t>
+      </w:r>
+      <w:proofErr w:type="gramStart"/>
+      <w:r>
+        <w:rPr>
+          <w:lang w:val="en-GB" w:eastAsia="zh-HK"/>
+        </w:rPr>
+        <w:t>copy</w:t>
+      </w:r>
+      <w:proofErr w:type="gramEnd"/>
+      <w:r>
+        <w:rPr>
+          <w:lang w:val="en-GB" w:eastAsia="zh-HK"/>
+        </w:rPr>
+        <w:t xml:space="preserve"> from follow up plan, all A numbered rows*</w:t>
       </w:r>
     </w:p>
     <w:tbl>
@@ -10936,23 +10988,7 @@
         <w:b/>
         <w:lang w:eastAsia="zh-TW"/>
       </w:rPr>
-      <w:t>*</w:t>
-    </w:r>
-    <w:proofErr w:type="spellStart"/>
-    <w:r>
-      <w:rPr>
-        <w:b/>
-        <w:lang w:eastAsia="zh-TW"/>
-      </w:rPr>
-      <w:t>testee</w:t>
-    </w:r>
-    <w:proofErr w:type="spellEnd"/>
-    <w:r>
-      <w:rPr>
-        <w:b/>
-        <w:lang w:eastAsia="zh-TW"/>
-      </w:rPr>
-      <w:t xml:space="preserve"> name*</w:t>
+      <w:t>*testee name*</w:t>
     </w:r>
   </w:p>
 </w:hdr>
@@ -11056,23 +11092,7 @@
         <w:b/>
         <w:lang w:eastAsia="zh-TW"/>
       </w:rPr>
-      <w:t>*</w:t>
-    </w:r>
-    <w:proofErr w:type="spellStart"/>
-    <w:r>
-      <w:rPr>
-        <w:b/>
-        <w:lang w:eastAsia="zh-TW"/>
-      </w:rPr>
-      <w:t>testee</w:t>
-    </w:r>
-    <w:proofErr w:type="spellEnd"/>
-    <w:r>
-      <w:rPr>
-        <w:b/>
-        <w:lang w:eastAsia="zh-TW"/>
-      </w:rPr>
-      <w:t xml:space="preserve"> name*</w:t>
+      <w:t>*testee name*</w:t>
     </w:r>
   </w:p>
 </w:hdr>
